--- a/Paladin_Compliance_1.2_Governance_Operating_Model.docx
+++ b/Paladin_Compliance_1.2_Governance_Operating_Model.docx
@@ -145,7 +145,7 @@
           <w:color w:val="1F2A37"/>
           <w:sz w:val="20"/>
         </w:rPr>
-        <w:t>A completed task without retained proof does not provide the same assurance as a task supported by source records, approval context, and review traceability.</w:t>
+        <w:t>A completed task without retained proof does not provide the same confidence as a task supported by source records, approval context, and review traceability.</w:t>
       </w:r>
     </w:p>
     <w:p>
@@ -2374,7 +2374,7 @@
                 <w:color w:val="1F2A37"/>
                 <w:sz w:val="14"/>
               </w:rPr>
-              <w:t>Reviews flow-down obligations and unresolved assurance gaps.</w:t>
+              <w:t>Reviews flow-down obligations and unresolved confidence gaps.</w:t>
             </w:r>
           </w:p>
         </w:tc>
@@ -5823,7 +5823,7 @@
                 <w:color w:val="1F2A37"/>
                 <w:sz w:val="15"/>
               </w:rPr>
-              <w:t>Third-party evidence, service degradation, subcontracting changes, contract assurance gaps.</w:t>
+              <w:t>Third-party evidence, service degradation, subcontracting changes, contract confidence gaps.</w:t>
             </w:r>
           </w:p>
         </w:tc>
@@ -5928,7 +5928,7 @@
                 <w:color w:val="1F2A37"/>
                 <w:sz w:val="15"/>
               </w:rPr>
-              <w:t>Relationship owners may prioritize service continuity while assurance gaps accumulate.</w:t>
+              <w:t>Relationship owners may prioritize service continuity while confidence gaps accumulate.</w:t>
             </w:r>
           </w:p>
         </w:tc>
